--- a/bt1.docx
+++ b/bt1.docx
@@ -14,7 +14,7 @@
           <w:b/>
           <w:bCs/>
         </w:rPr>
-        <w:t>Phần 1 - Phân tích 4 quy tắc vận hành của đội RikkeiGo</w:t>
+        <w:t>Phần 1 - Phân tích 5 hiện trạng bảng Trello của đội RikkeiGo</w:t>
       </w:r>
     </w:p>
     <w:tbl>
@@ -30,11 +30,10 @@
         <w:tblLook w:val="04A0" w:firstRow="1" w:lastRow="0" w:firstColumn="1" w:lastColumn="0" w:noHBand="0" w:noVBand="1"/>
       </w:tblPr>
       <w:tblGrid>
-        <w:gridCol w:w="2214"/>
+        <w:gridCol w:w="1877"/>
         <w:gridCol w:w="1461"/>
-        <w:gridCol w:w="1978"/>
-        <w:gridCol w:w="1287"/>
-        <w:gridCol w:w="2070"/>
+        <w:gridCol w:w="2302"/>
+        <w:gridCol w:w="3370"/>
       </w:tblGrid>
       <w:tr>
         <w:trPr>
@@ -65,7 +64,7 @@
                 <w:b/>
                 <w:bCs/>
               </w:rPr>
-              <w:t>Quy tắc</w:t>
+              <w:t>Hạng mục</w:t>
             </w:r>
           </w:p>
         </w:tc>
@@ -121,7 +120,7 @@
                 <w:b/>
                 <w:bCs/>
               </w:rPr>
-              <w:t>Vi phạm sự kiện/Artifact nào</w:t>
+              <w:t>Vi phạm tiêu chí/quy tắc nào</w:t>
             </w:r>
           </w:p>
         </w:tc>
@@ -149,35 +148,7 @@
                 <w:b/>
                 <w:bCs/>
               </w:rPr>
-              <w:t>Trụ cột bị ảnh hưởng</w:t>
-            </w:r>
-          </w:p>
-        </w:tc>
-        <w:tc>
-          <w:tcPr>
-            <w:tcW w:w="0" w:type="auto"/>
-            <w:tcBorders>
-              <w:top w:val="single" w:sz="6" w:space="0" w:color="C4C7C5"/>
-              <w:left w:val="single" w:sz="6" w:space="0" w:color="C4C7C5"/>
-              <w:bottom w:val="single" w:sz="6" w:space="0" w:color="C4C7C5"/>
-              <w:right w:val="single" w:sz="6" w:space="0" w:color="C4C7C5"/>
-            </w:tcBorders>
-            <w:tcMar>
-              <w:top w:w="120" w:type="dxa"/>
-              <w:left w:w="180" w:type="dxa"/>
-              <w:bottom w:w="120" w:type="dxa"/>
-              <w:right w:w="180" w:type="dxa"/>
-            </w:tcMar>
-            <w:vAlign w:val="center"/>
-            <w:hideMark/>
-          </w:tcPr>
-          <w:p>
-            <w:r>
-              <w:rPr>
-                <w:b/>
-                <w:bCs/>
-              </w:rPr>
-              <w:t>Hậu quả thực tế (hoặc lý do đúng)</w:t>
+              <w:t>Lý do (hoặc lý do đúng)</w:t>
             </w:r>
           </w:p>
         </w:tc>
@@ -210,10 +181,10 @@
                 <w:b/>
                 <w:bCs/>
               </w:rPr>
-              <w:t>QT1.</w:t>
-            </w:r>
-            <w:r>
-              <w:t xml:space="preserve"> Độ dài Sprint linh hoạt tùy lượng công việc.</w:t>
+              <w:t>H1.</w:t>
+            </w:r>
+            <w:r>
+              <w:t xml:space="preserve"> Thẻ "Làm tính năng đi ghép" chỉ có tiêu đề, không mô tả.</w:t>
             </w:r>
           </w:p>
         </w:tc>
@@ -265,7 +236,7 @@
           </w:tcPr>
           <w:p>
             <w:r>
-              <w:t>Sprint (Event)</w:t>
+              <w:t>Tiêu chí D.E.E.P (Detailed Appropriately - Chi tiết vừa đủ)</w:t>
             </w:r>
           </w:p>
         </w:tc>
@@ -289,31 +260,7 @@
           </w:tcPr>
           <w:p>
             <w:r>
-              <w:t>Minh bạch</w:t>
-            </w:r>
-          </w:p>
-        </w:tc>
-        <w:tc>
-          <w:tcPr>
-            <w:tcW w:w="0" w:type="auto"/>
-            <w:tcBorders>
-              <w:top w:val="single" w:sz="6" w:space="0" w:color="C4C7C5"/>
-              <w:left w:val="single" w:sz="6" w:space="0" w:color="C4C7C5"/>
-              <w:bottom w:val="single" w:sz="6" w:space="0" w:color="C4C7C5"/>
-              <w:right w:val="single" w:sz="6" w:space="0" w:color="C4C7C5"/>
-            </w:tcBorders>
-            <w:tcMar>
-              <w:top w:w="120" w:type="dxa"/>
-              <w:left w:w="180" w:type="dxa"/>
-              <w:bottom w:w="120" w:type="dxa"/>
-              <w:right w:w="180" w:type="dxa"/>
-            </w:tcMar>
-            <w:vAlign w:val="center"/>
-            <w:hideMark/>
-          </w:tcPr>
-          <w:p>
-            <w:r>
-              <w:t>Phá vỡ nhịp điệu đều đặn, khiến người dùng thử và các bên liên quan không thể dự đoán chính xác thời điểm có bản cập nhật mới.</w:t>
+              <w:t>Các hạng mục ở vị trí cao (sắp làm ngay) quá mơ hồ, thiếu thông tin chi tiết và Acceptance Criteria, khiến lập trình viên phải hỏi lại liên tục.</w:t>
             </w:r>
           </w:p>
         </w:tc>
@@ -346,10 +293,10 @@
                 <w:b/>
                 <w:bCs/>
               </w:rPr>
-              <w:t>QT2.</w:t>
-            </w:r>
-            <w:r>
-              <w:t xml:space="preserve"> Trình diễn cả phần chưa kiểm thử để khoe sự chăm chỉ.</w:t>
+              <w:t>H2.</w:t>
+            </w:r>
+            <w:r>
+              <w:t xml:space="preserve"> Thẻ "Đổi màu giao diện theo lễ hội" nằm trên thẻ "Tự động chia tiền".</w:t>
             </w:r>
           </w:p>
         </w:tc>
@@ -401,7 +348,7 @@
           </w:tcPr>
           <w:p>
             <w:r>
-              <w:t>Sprint Review, Increment</w:t>
+              <w:t>Tiêu chí D.E.E.P (Estimated &amp; Prioritized by value - Ưu tiên theo giá trị)</w:t>
             </w:r>
           </w:p>
         </w:tc>
@@ -425,31 +372,7 @@
           </w:tcPr>
           <w:p>
             <w:r>
-              <w:t>Minh bạch, Thích nghi</w:t>
-            </w:r>
-          </w:p>
-        </w:tc>
-        <w:tc>
-          <w:tcPr>
-            <w:tcW w:w="0" w:type="auto"/>
-            <w:tcBorders>
-              <w:top w:val="single" w:sz="6" w:space="0" w:color="C4C7C5"/>
-              <w:left w:val="single" w:sz="6" w:space="0" w:color="C4C7C5"/>
-              <w:bottom w:val="single" w:sz="6" w:space="0" w:color="C4C7C5"/>
-              <w:right w:val="single" w:sz="6" w:space="0" w:color="C4C7C5"/>
-            </w:tcBorders>
-            <w:tcMar>
-              <w:top w:w="120" w:type="dxa"/>
-              <w:left w:w="180" w:type="dxa"/>
-              <w:bottom w:w="120" w:type="dxa"/>
-              <w:right w:w="180" w:type="dxa"/>
-            </w:tcMar>
-            <w:vAlign w:val="center"/>
-            <w:hideMark/>
-          </w:tcPr>
-          <w:p>
-            <w:r>
-              <w:t>Đưa sản phẩm lỗi ra kiểm tra tạo thông tin sai lệch, khiến việc đánh giá chất lượng thực tế và phản hồi của người dùng mất đi giá trị.</w:t>
+              <w:t>Đưa tính năng giao diện không cốt lõi lên trước tính năng nghiệp vụ kinh doanh quan trọng là sai thứ tự ưu tiên tối ưu hóa giá trị.</w:t>
             </w:r>
           </w:p>
         </w:tc>
@@ -482,10 +405,10 @@
                 <w:b/>
                 <w:bCs/>
               </w:rPr>
-              <w:t>QT3.</w:t>
-            </w:r>
-            <w:r>
-              <w:t xml:space="preserve"> Sau Sprint Review, Đức cập nhật Product Backlog dựa trên góp ý.</w:t>
+              <w:t>H3.</w:t>
+            </w:r>
+            <w:r>
+              <w:t xml:space="preserve"> Thẻ "Khách đánh giá..." chỉ có tiêu đề ngắn, ước lượng "lớn".</w:t>
             </w:r>
           </w:p>
         </w:tc>
@@ -561,31 +484,7 @@
           </w:tcPr>
           <w:p>
             <w:r>
-              <w:t>—</w:t>
-            </w:r>
-          </w:p>
-        </w:tc>
-        <w:tc>
-          <w:tcPr>
-            <w:tcW w:w="0" w:type="auto"/>
-            <w:tcBorders>
-              <w:top w:val="single" w:sz="6" w:space="0" w:color="C4C7C5"/>
-              <w:left w:val="single" w:sz="6" w:space="0" w:color="C4C7C5"/>
-              <w:bottom w:val="single" w:sz="6" w:space="0" w:color="C4C7C5"/>
-              <w:right w:val="single" w:sz="6" w:space="0" w:color="C4C7C5"/>
-            </w:tcBorders>
-            <w:tcMar>
-              <w:top w:w="120" w:type="dxa"/>
-              <w:left w:w="180" w:type="dxa"/>
-              <w:bottom w:w="120" w:type="dxa"/>
-              <w:right w:w="180" w:type="dxa"/>
-            </w:tcMar>
-            <w:vAlign w:val="center"/>
-            <w:hideMark/>
-          </w:tcPr>
-          <w:p>
-            <w:r>
-              <w:t>Đây là việc làm đúng chuẩn Scrum: Product Owner tiếp nhận phản hồi từ Sprint Review để cập nhật, sắp xếp lại Product Backlog cho các Sprint tiếp theo.</w:t>
+              <w:t>Các hạng mục ở vị trí sâu (chưa làm ngay) chỉ cần có thông tin tổng quan, tiêu đề ngắn và ước lượng sơ bộ (ví dụ: kích cỡ lớn/nhỏ), chi tiết sẽ được làm rõ sau.</w:t>
             </w:r>
           </w:p>
         </w:tc>
@@ -618,11 +517,10 @@
                 <w:b/>
                 <w:bCs/>
               </w:rPr>
-              <w:lastRenderedPageBreak/>
-              <w:t>QT4.</w:t>
-            </w:r>
-            <w:r>
-              <w:t xml:space="preserve"> Bỏ buổi Sprint Retrospective vì Sprint không có sự cố.</w:t>
+              <w:t>H4.</w:t>
+            </w:r>
+            <w:r>
+              <w:t xml:space="preserve"> Tú tự thêm thẻ và kéo lên đầu cột Product Backlog.</w:t>
             </w:r>
           </w:p>
         </w:tc>
@@ -674,7 +572,7 @@
           </w:tcPr>
           <w:p>
             <w:r>
-              <w:t>Sprint Retrospective (Event)</w:t>
+              <w:t>Quy tắc sở hữu Product Backlog</w:t>
             </w:r>
           </w:p>
         </w:tc>
@@ -698,7 +596,43 @@
           </w:tcPr>
           <w:p>
             <w:r>
-              <w:t>Thích nghi</w:t>
+              <w:t>Vi phạm nghiêm trọng quyền sở hữu Product Backlog khi Developers tự ý thêm, sửa, đổi thứ tự hạng mục thay vì thuộc về quyền của Product Owner.</w:t>
+            </w:r>
+          </w:p>
+        </w:tc>
+      </w:tr>
+      <w:tr>
+        <w:trPr>
+          <w:tblCellSpacing w:w="15" w:type="dxa"/>
+        </w:trPr>
+        <w:tc>
+          <w:tcPr>
+            <w:tcW w:w="0" w:type="auto"/>
+            <w:tcBorders>
+              <w:top w:val="single" w:sz="6" w:space="0" w:color="C4C7C5"/>
+              <w:left w:val="single" w:sz="6" w:space="0" w:color="C4C7C5"/>
+              <w:bottom w:val="single" w:sz="6" w:space="0" w:color="C4C7C5"/>
+              <w:right w:val="single" w:sz="6" w:space="0" w:color="C4C7C5"/>
+            </w:tcBorders>
+            <w:tcMar>
+              <w:top w:w="120" w:type="dxa"/>
+              <w:left w:w="180" w:type="dxa"/>
+              <w:bottom w:w="120" w:type="dxa"/>
+              <w:right w:w="180" w:type="dxa"/>
+            </w:tcMar>
+            <w:vAlign w:val="center"/>
+            <w:hideMark/>
+          </w:tcPr>
+          <w:p>
+            <w:r>
+              <w:rPr>
+                <w:b/>
+                <w:bCs/>
+              </w:rPr>
+              <w:t>H5.</w:t>
+            </w:r>
+            <w:r>
+              <w:t xml:space="preserve"> Bảng có 4 cột, thẻ code xong kéo thẳng sang Done.</w:t>
             </w:r>
           </w:p>
         </w:tc>
@@ -722,7 +656,59 @@
           </w:tcPr>
           <w:p>
             <w:r>
-              <w:t>Triệt tiêu cơ hội chính thức để đội ngũ tự soi chiếu, cải tiến quy trình và bỏ lỡ những cải tiến tiềm ẩn dù Sprint có vẻ êm ả.</w:t>
+              <w:rPr>
+                <w:b/>
+                <w:bCs/>
+              </w:rPr>
+              <w:t>Sai</w:t>
+            </w:r>
+          </w:p>
+        </w:tc>
+        <w:tc>
+          <w:tcPr>
+            <w:tcW w:w="0" w:type="auto"/>
+            <w:tcBorders>
+              <w:top w:val="single" w:sz="6" w:space="0" w:color="C4C7C5"/>
+              <w:left w:val="single" w:sz="6" w:space="0" w:color="C4C7C5"/>
+              <w:bottom w:val="single" w:sz="6" w:space="0" w:color="C4C7C5"/>
+              <w:right w:val="single" w:sz="6" w:space="0" w:color="C4C7C5"/>
+            </w:tcBorders>
+            <w:tcMar>
+              <w:top w:w="120" w:type="dxa"/>
+              <w:left w:w="180" w:type="dxa"/>
+              <w:bottom w:w="120" w:type="dxa"/>
+              <w:right w:w="180" w:type="dxa"/>
+            </w:tcMar>
+            <w:vAlign w:val="center"/>
+            <w:hideMark/>
+          </w:tcPr>
+          <w:p>
+            <w:r>
+              <w:t>Quy tắc dòng chảy công việc &amp; Tiêu chuẩn "Xong" (DoD)</w:t>
+            </w:r>
+          </w:p>
+        </w:tc>
+        <w:tc>
+          <w:tcPr>
+            <w:tcW w:w="0" w:type="auto"/>
+            <w:tcBorders>
+              <w:top w:val="single" w:sz="6" w:space="0" w:color="C4C7C5"/>
+              <w:left w:val="single" w:sz="6" w:space="0" w:color="C4C7C5"/>
+              <w:bottom w:val="single" w:sz="6" w:space="0" w:color="C4C7C5"/>
+              <w:right w:val="single" w:sz="6" w:space="0" w:color="C4C7C5"/>
+            </w:tcBorders>
+            <w:tcMar>
+              <w:top w:w="120" w:type="dxa"/>
+              <w:left w:w="180" w:type="dxa"/>
+              <w:bottom w:w="120" w:type="dxa"/>
+              <w:right w:w="180" w:type="dxa"/>
+            </w:tcMar>
+            <w:vAlign w:val="center"/>
+            <w:hideMark/>
+          </w:tcPr>
+          <w:p>
+            <w:r>
+              <w:t>Bỏ qua các bước kiểm thử (Testing/Review) bắt buộc, vi phạm nguyên tắc chỉ phần sản phẩm đạt chuẩn "xong" mới được coi là Increment.</w:t>
             </w:r>
           </w:p>
         </w:tc>
@@ -740,14 +726,14 @@
           <w:b/>
           <w:bCs/>
         </w:rPr>
-        <w:t>Phần 2 - Sửa lỗi quy tắc cho đội RikkeiGo</w:t>
+        <w:t>Phần 2 - Sửa lỗi bảng Trello và Product Backlog</w:t>
       </w:r>
     </w:p>
     <w:p>
       <w:pPr>
         <w:numPr>
           <w:ilvl w:val="0"/>
-          <w:numId w:val="1"/>
+          <w:numId w:val="2"/>
         </w:numPr>
       </w:pPr>
       <w:r>
@@ -755,17 +741,18 @@
           <w:b/>
           <w:bCs/>
         </w:rPr>
-        <w:t>QT1 (Độ dài Sprint):</w:t>
+        <w:lastRenderedPageBreak/>
+        <w:t>H1 (Chi tiết hạng mục ưu tiên cao):</w:t>
       </w:r>
       <w:r>
-        <w:t xml:space="preserve"> Cố định độ dài Sprint trong một khoảng thời gian nhất định (ví dụ: 2 tuần) cho mọi chu kỳ phát triển để tạo nhịp làm việc ổn định và có thể dự đoán trước.</w:t>
+        <w:t xml:space="preserve"> Bổ sung mô tả chi tiết, rõ ràng kèm theo các tiêu chí nghiệm thu (Acceptance Criteria) cụ thể cho thẻ "Làm tính năng đi ghép" để lập trình viên hiểu rõ yêu cầu mà không cần hỏi lại.</w:t>
       </w:r>
     </w:p>
     <w:p>
       <w:pPr>
         <w:numPr>
           <w:ilvl w:val="0"/>
-          <w:numId w:val="1"/>
+          <w:numId w:val="2"/>
         </w:numPr>
       </w:pPr>
       <w:r>
@@ -773,17 +760,17 @@
           <w:b/>
           <w:bCs/>
         </w:rPr>
-        <w:t>QT2 (Trình diễn sản phẩm):</w:t>
+        <w:t>H2 (Sắp xếp lại thứ tự ưu tiên):</w:t>
       </w:r>
       <w:r>
-        <w:t xml:space="preserve"> Chỉ mang đến buổi Sprint Review những phần tính năng đã hoàn thành đạt chuẩn "Hoàn thành" (Definition of Done - chạy ổn định và đã kiểm thử kỹ càng) để trình diễn.</w:t>
+        <w:t xml:space="preserve"> Đưa thẻ "Tự động chia tiền cho các khách đi ghép" lên vị trí ưu tiên cao hơn và đẩy thẻ "Đổi màu giao diện theo mùa lễ hội" xuống các vị trí thấp hơn trong Product Backlog.</w:t>
       </w:r>
     </w:p>
     <w:p>
       <w:pPr>
         <w:numPr>
           <w:ilvl w:val="0"/>
-          <w:numId w:val="1"/>
+          <w:numId w:val="2"/>
         </w:numPr>
       </w:pPr>
       <w:r>
@@ -791,10 +778,83 @@
           <w:b/>
           <w:bCs/>
         </w:rPr>
-        <w:t>QT4 (Cải tiến quy trình):</w:t>
+        <w:t>H4 (Quyền quản lý Backlog):</w:t>
       </w:r>
       <w:r>
-        <w:t xml:space="preserve"> Luôn duy trì tổ chức buổi Sprint Retrospective sau mỗi Sprint để đội ngũ cùng kiểm điểm quy trình và tìm cách cải thiện hiệu quả làm việc, bất kể Sprint đó xảy ra sự cố hay không.</w:t>
+        <w:t xml:space="preserve"> Gỡ bỏ quyền tự ý thay đổi Backlog của lập trình viên Tú; mọi yêu cầu mới hoặc thay đổi thứ tự ưu tiên phải do Product Owner (Đức) xem xét và quyết định cập nhật vào Product Backlog.</w:t>
+      </w:r>
+    </w:p>
+    <w:p>
+      <w:pPr>
+        <w:numPr>
+          <w:ilvl w:val="0"/>
+          <w:numId w:val="2"/>
+        </w:numPr>
+      </w:pPr>
+      <w:r>
+        <w:rPr>
+          <w:b/>
+          <w:bCs/>
+        </w:rPr>
+        <w:t>H5 (Cấu trúc lại các cột trên Trello):</w:t>
+      </w:r>
+      <w:r>
+        <w:t xml:space="preserve"> Thiết lập lại dòng chảy công việc trên bảng Trello với đầy đủ các cột theo đúng chuẩn một chiều từ trái sang phải:</w:t>
+      </w:r>
+    </w:p>
+    <w:p>
+      <w:pPr>
+        <w:numPr>
+          <w:ilvl w:val="1"/>
+          <w:numId w:val="2"/>
+        </w:numPr>
+      </w:pPr>
+      <w:r>
+        <w:t xml:space="preserve">Product Backlog </w:t>
+      </w:r>
+      <m:oMath>
+        <m:r>
+          <w:rPr>
+            <w:rFonts w:ascii="Cambria Math" w:hAnsi="Cambria Math"/>
+          </w:rPr>
+          <m:t>→</m:t>
+        </m:r>
+      </m:oMath>
+      <w:r>
+        <w:t xml:space="preserve"> Sprint Backlog </w:t>
+      </w:r>
+      <m:oMath>
+        <m:r>
+          <w:rPr>
+            <w:rFonts w:ascii="Cambria Math" w:hAnsi="Cambria Math"/>
+          </w:rPr>
+          <m:t>→</m:t>
+        </m:r>
+      </m:oMath>
+      <w:r>
+        <w:t xml:space="preserve"> In Progress </w:t>
+      </w:r>
+      <m:oMath>
+        <m:r>
+          <w:rPr>
+            <w:rFonts w:ascii="Cambria Math" w:hAnsi="Cambria Math"/>
+          </w:rPr>
+          <m:t>→</m:t>
+        </m:r>
+      </m:oMath>
+      <w:r>
+        <w:t xml:space="preserve"> Testing / Review </w:t>
+      </w:r>
+      <m:oMath>
+        <m:r>
+          <w:rPr>
+            <w:rFonts w:ascii="Cambria Math" w:hAnsi="Cambria Math"/>
+          </w:rPr>
+          <m:t>→</m:t>
+        </m:r>
+      </m:oMath>
+      <w:r>
+        <w:t xml:space="preserve"> Done (chỉ những thẻ đã qua kiểm thử đạt chuẩn "Hoàn thành" mới được kéo vào cột Done).</w:t>
       </w:r>
     </w:p>
     <w:p/>
@@ -811,6 +871,155 @@
 <file path=word/numbering.xml><?xml version="1.0" encoding="utf-8"?>
 <w:numbering xmlns:wpc="http://schemas.microsoft.com/office/word/2010/wordprocessingCanvas" xmlns:cx="http://schemas.microsoft.com/office/drawing/2014/chartex" xmlns:cx1="http://schemas.microsoft.com/office/drawing/2015/9/8/chartex" xmlns:cx2="http://schemas.microsoft.com/office/drawing/2015/10/21/chartex" xmlns:cx3="http://schemas.microsoft.com/office/drawing/2016/5/9/chartex" xmlns:cx4="http://schemas.microsoft.com/office/drawing/2016/5/10/chartex" xmlns:cx5="http://schemas.microsoft.com/office/drawing/2016/5/11/chartex" xmlns:cx6="http://schemas.microsoft.com/office/drawing/2016/5/12/chartex" xmlns:cx7="http://schemas.microsoft.com/office/drawing/2016/5/13/chartex" xmlns:cx8="http://schemas.microsoft.com/office/drawing/2016/5/14/chartex" xmlns:mc="http://schemas.openxmlformats.org/markup-compatibility/2006" xmlns:aink="http://schemas.microsoft.com/office/drawing/2016/ink" xmlns:am3d="http://schemas.microsoft.com/office/drawing/2017/model3d" xmlns:o="urn:schemas-microsoft-com:office:office" xmlns:oel="http://schemas.microsoft.com/office/2019/extlst" xmlns:r="http://schemas.openxmlformats.org/officeDocument/2006/relationships" xmlns:m="http://schemas.openxmlformats.org/officeDocument/2006/math" xmlns:v="urn:schemas-microsoft-com:vml" xmlns:wp14="http://schemas.microsoft.com/office/word/2010/wordprocessingDrawing" xmlns:wp="http://schemas.openxmlformats.org/drawingml/2006/wordprocessingDrawing" xmlns:w10="urn:schemas-microsoft-com:office:word" xmlns:w="http://schemas.openxmlformats.org/wordprocessingml/2006/main" xmlns:w14="http://schemas.microsoft.com/office/word/2010/wordml" xmlns:w15="http://schemas.microsoft.com/office/word/2012/wordml" xmlns:w16cex="http://schemas.microsoft.com/office/word/2018/wordml/cex" xmlns:w16cid="http://schemas.microsoft.com/office/word/2016/wordml/cid" xmlns:w16="http://schemas.microsoft.com/office/word/2018/wordml" xmlns:w16du="http://schemas.microsoft.com/office/word/2023/wordml/word16du" xmlns:w16sdtdh="http://schemas.microsoft.com/office/word/2020/wordml/sdtdatahash" xmlns:w16sdtfl="http://schemas.microsoft.com/office/word/2024/wordml/sdtformatlock" xmlns:w16se="http://schemas.microsoft.com/office/word/2015/wordml/symex" xmlns:wpg="http://schemas.microsoft.com/office/word/2010/wordprocessingGroup" xmlns:wpi="http://schemas.microsoft.com/office/word/2010/wordprocessingInk" xmlns:wne="http://schemas.microsoft.com/office/word/2006/wordml" xmlns:wps="http://schemas.microsoft.com/office/word/2010/wordprocessingShape" mc:Ignorable="w14 w15 w16se w16cid w16 w16cex w16sdtdh w16sdtfl w16du wp14">
   <w:abstractNum w:abstractNumId="0" w15:restartNumberingAfterBreak="0">
+    <w:nsid w:val="3CB10696"/>
+    <w:multiLevelType w:val="multilevel"/>
+    <w:tmpl w:val="9EB63A90"/>
+    <w:lvl w:ilvl="0">
+      <w:start w:val="1"/>
+      <w:numFmt w:val="bullet"/>
+      <w:lvlText w:val=""/>
+      <w:lvlJc w:val="left"/>
+      <w:pPr>
+        <w:tabs>
+          <w:tab w:val="num" w:pos="720"/>
+        </w:tabs>
+        <w:ind w:left="720" w:hanging="360"/>
+      </w:pPr>
+      <w:rPr>
+        <w:rFonts w:ascii="Symbol" w:hAnsi="Symbol" w:hint="default"/>
+        <w:sz w:val="20"/>
+      </w:rPr>
+    </w:lvl>
+    <w:lvl w:ilvl="1">
+      <w:start w:val="1"/>
+      <w:numFmt w:val="bullet"/>
+      <w:lvlText w:val="o"/>
+      <w:lvlJc w:val="left"/>
+      <w:pPr>
+        <w:tabs>
+          <w:tab w:val="num" w:pos="1440"/>
+        </w:tabs>
+        <w:ind w:left="1440" w:hanging="360"/>
+      </w:pPr>
+      <w:rPr>
+        <w:rFonts w:ascii="Courier New" w:hAnsi="Courier New" w:hint="default"/>
+        <w:sz w:val="20"/>
+      </w:rPr>
+    </w:lvl>
+    <w:lvl w:ilvl="2" w:tentative="1">
+      <w:start w:val="1"/>
+      <w:numFmt w:val="bullet"/>
+      <w:lvlText w:val=""/>
+      <w:lvlJc w:val="left"/>
+      <w:pPr>
+        <w:tabs>
+          <w:tab w:val="num" w:pos="2160"/>
+        </w:tabs>
+        <w:ind w:left="2160" w:hanging="360"/>
+      </w:pPr>
+      <w:rPr>
+        <w:rFonts w:ascii="Wingdings" w:hAnsi="Wingdings" w:hint="default"/>
+        <w:sz w:val="20"/>
+      </w:rPr>
+    </w:lvl>
+    <w:lvl w:ilvl="3" w:tentative="1">
+      <w:start w:val="1"/>
+      <w:numFmt w:val="bullet"/>
+      <w:lvlText w:val=""/>
+      <w:lvlJc w:val="left"/>
+      <w:pPr>
+        <w:tabs>
+          <w:tab w:val="num" w:pos="2880"/>
+        </w:tabs>
+        <w:ind w:left="2880" w:hanging="360"/>
+      </w:pPr>
+      <w:rPr>
+        <w:rFonts w:ascii="Wingdings" w:hAnsi="Wingdings" w:hint="default"/>
+        <w:sz w:val="20"/>
+      </w:rPr>
+    </w:lvl>
+    <w:lvl w:ilvl="4" w:tentative="1">
+      <w:start w:val="1"/>
+      <w:numFmt w:val="bullet"/>
+      <w:lvlText w:val=""/>
+      <w:lvlJc w:val="left"/>
+      <w:pPr>
+        <w:tabs>
+          <w:tab w:val="num" w:pos="3600"/>
+        </w:tabs>
+        <w:ind w:left="3600" w:hanging="360"/>
+      </w:pPr>
+      <w:rPr>
+        <w:rFonts w:ascii="Wingdings" w:hAnsi="Wingdings" w:hint="default"/>
+        <w:sz w:val="20"/>
+      </w:rPr>
+    </w:lvl>
+    <w:lvl w:ilvl="5" w:tentative="1">
+      <w:start w:val="1"/>
+      <w:numFmt w:val="bullet"/>
+      <w:lvlText w:val=""/>
+      <w:lvlJc w:val="left"/>
+      <w:pPr>
+        <w:tabs>
+          <w:tab w:val="num" w:pos="4320"/>
+        </w:tabs>
+        <w:ind w:left="4320" w:hanging="360"/>
+      </w:pPr>
+      <w:rPr>
+        <w:rFonts w:ascii="Wingdings" w:hAnsi="Wingdings" w:hint="default"/>
+        <w:sz w:val="20"/>
+      </w:rPr>
+    </w:lvl>
+    <w:lvl w:ilvl="6" w:tentative="1">
+      <w:start w:val="1"/>
+      <w:numFmt w:val="bullet"/>
+      <w:lvlText w:val=""/>
+      <w:lvlJc w:val="left"/>
+      <w:pPr>
+        <w:tabs>
+          <w:tab w:val="num" w:pos="5040"/>
+        </w:tabs>
+        <w:ind w:left="5040" w:hanging="360"/>
+      </w:pPr>
+      <w:rPr>
+        <w:rFonts w:ascii="Wingdings" w:hAnsi="Wingdings" w:hint="default"/>
+        <w:sz w:val="20"/>
+      </w:rPr>
+    </w:lvl>
+    <w:lvl w:ilvl="7" w:tentative="1">
+      <w:start w:val="1"/>
+      <w:numFmt w:val="bullet"/>
+      <w:lvlText w:val=""/>
+      <w:lvlJc w:val="left"/>
+      <w:pPr>
+        <w:tabs>
+          <w:tab w:val="num" w:pos="5760"/>
+        </w:tabs>
+        <w:ind w:left="5760" w:hanging="360"/>
+      </w:pPr>
+      <w:rPr>
+        <w:rFonts w:ascii="Wingdings" w:hAnsi="Wingdings" w:hint="default"/>
+        <w:sz w:val="20"/>
+      </w:rPr>
+    </w:lvl>
+    <w:lvl w:ilvl="8" w:tentative="1">
+      <w:start w:val="1"/>
+      <w:numFmt w:val="bullet"/>
+      <w:lvlText w:val=""/>
+      <w:lvlJc w:val="left"/>
+      <w:pPr>
+        <w:tabs>
+          <w:tab w:val="num" w:pos="6480"/>
+        </w:tabs>
+        <w:ind w:left="6480" w:hanging="360"/>
+      </w:pPr>
+      <w:rPr>
+        <w:rFonts w:ascii="Wingdings" w:hAnsi="Wingdings" w:hint="default"/>
+        <w:sz w:val="20"/>
+      </w:rPr>
+    </w:lvl>
+  </w:abstractNum>
+  <w:abstractNum w:abstractNumId="1" w15:restartNumberingAfterBreak="0">
     <w:nsid w:val="47CC1865"/>
     <w:multiLevelType w:val="multilevel"/>
     <w:tmpl w:val="0A0858AA"/>
@@ -960,6 +1169,9 @@
     </w:lvl>
   </w:abstractNum>
   <w:num w:numId="1" w16cid:durableId="1954555709">
+    <w:abstractNumId w:val="1"/>
+  </w:num>
+  <w:num w:numId="2" w16cid:durableId="242491619">
     <w:abstractNumId w:val="0"/>
   </w:num>
 </w:numbering>
